--- a/policies/build/masters/COP.12_v2_master.docx
+++ b/policies/build/masters/COP.12_v2_master.docx
@@ -11,40 +11,25 @@
         <w:rPr>
           <w:b/>
           <w:bCs/>
+          <w:sz w:val="28"/>
+          <w:szCs w:val="28"/>
+        </w:rPr>
+        <w:t>Policy on Higher-Risk Patients: Identification and Management</w:t>
+      </w:r>
+    </w:p>
+    <w:p>
+      <w:pPr>
+        <w:spacing w:after="60"/>
+        <w:jc w:val="center"/>
+      </w:pPr>
+      <w:r>
+        <w:rPr>
+          <w:b/>
+          <w:bCs/>
           <w:sz w:val="32"/>
           <w:szCs w:val="32"/>
         </w:rPr>
         <w:t xml:space="preserve">«Hospital Name»</w:t>
-      </w:r>
-    </w:p>
-    <w:p>
-      <w:pPr>
-        <w:spacing w:after="60"/>
-        <w:jc w:val="center"/>
-      </w:pPr>
-      <w:r>
-        <w:rPr>
-          <w:b/>
-          <w:bCs/>
-          <w:sz w:val="28"/>
-          <w:szCs w:val="28"/>
-        </w:rPr>
-        <w:t xml:space="preserve">Higher-Risk Patients: Identification and Management</w:t>
-      </w:r>
-    </w:p>
-    <w:p>
-      <w:pPr>
-        <w:spacing w:after="240"/>
-        <w:jc w:val="center"/>
-      </w:pPr>
-      <w:r>
-        <w:rPr>
-          <w:i/>
-          <w:iCs/>
-          <w:sz w:val="20"/>
-          <w:szCs w:val="20"/>
-        </w:rPr>
-        <w:t xml:space="preserve">Identifying and managing patients at higher risk.</w:t>
       </w:r>
     </w:p>
     <w:p>
@@ -2225,196 +2210,6 @@
         <w:t xml:space="preserve">The Nursing Superintendent holds signed acknowledgements with the induction record.</w:t>
       </w:r>
     </w:p>
-    <w:p>
-      <w:pPr>
-        <w:pStyle w:val="Heading1"/>
-        <w:spacing w:after="120" w:before="280"/>
-      </w:pPr>
-      <w:r>
-        <w:t xml:space="preserve">9. References</w:t>
-      </w:r>
-    </w:p>
-    <w:p>
-      <w:pPr>
-        <w:pStyle w:val="ListParagraph"/>
-        <w:numPr>
-          <w:ilvl w:val="0"/>
-          <w:numId w:val="1"/>
-        </w:numPr>
-        <w:spacing w:after="60"/>
-      </w:pPr>
-      <w:r>
-        <w:rPr>
-          <w:sz w:val="22"/>
-          <w:szCs w:val="22"/>
-        </w:rPr>
-        <w:t xml:space="preserve">National Accreditation Board for Hospitals and Healthcare Providers (NABH), Standards for Small Healthcare Organisations, 3rd Edition — Care of Patients chapter, standard COP.12.</w:t>
-      </w:r>
-    </w:p>
-    <w:p>
-      <w:pPr>
-        <w:pStyle w:val="ListParagraph"/>
-        <w:numPr>
-          <w:ilvl w:val="0"/>
-          <w:numId w:val="1"/>
-        </w:numPr>
-        <w:spacing w:after="60"/>
-      </w:pPr>
-      <w:r>
-        <w:rPr>
-          <w:sz w:val="22"/>
-          <w:szCs w:val="22"/>
-        </w:rPr>
-        <w:t xml:space="preserve">Morse JM, Morse Fall Scale — validated fall-risk screening tool.</w:t>
-      </w:r>
-    </w:p>
-    <w:p>
-      <w:pPr>
-        <w:pStyle w:val="ListParagraph"/>
-        <w:numPr>
-          <w:ilvl w:val="0"/>
-          <w:numId w:val="1"/>
-        </w:numPr>
-        <w:spacing w:after="60"/>
-      </w:pPr>
-      <w:r>
-        <w:rPr>
-          <w:sz w:val="22"/>
-          <w:szCs w:val="22"/>
-        </w:rPr>
-        <w:t xml:space="preserve">Braden B and Bergstrom N, Braden Scale for Predicting Pressure Sore Risk — adopted edition.</w:t>
-      </w:r>
-    </w:p>
-    <w:p>
-      <w:pPr>
-        <w:pStyle w:val="ListParagraph"/>
-        <w:numPr>
-          <w:ilvl w:val="0"/>
-          <w:numId w:val="1"/>
-        </w:numPr>
-        <w:spacing w:after="60"/>
-      </w:pPr>
-      <w:r>
-        <w:rPr>
-          <w:sz w:val="22"/>
-          <w:szCs w:val="22"/>
-        </w:rPr>
-        <w:t xml:space="preserve">Caprini JA, Caprini Risk Assessment Model for VTE — adopted edition.</w:t>
-      </w:r>
-    </w:p>
-    <w:p>
-      <w:pPr>
-        <w:pStyle w:val="ListParagraph"/>
-        <w:numPr>
-          <w:ilvl w:val="0"/>
-          <w:numId w:val="1"/>
-        </w:numPr>
-        <w:spacing w:after="60"/>
-      </w:pPr>
-      <w:r>
-        <w:rPr>
-          <w:sz w:val="22"/>
-          <w:szCs w:val="22"/>
-        </w:rPr>
-        <w:t xml:space="preserve">Internal documents of «Hospital Name»: vulnerability screening tool, fall-risk protocol, pressure-ulcer prevention bundle, DVT prophylaxis protocol, restraint policy and order form, incident register.</w:t>
-      </w:r>
-    </w:p>
-    <w:p>
-      <w:pPr>
-        <w:pStyle w:val="Heading1"/>
-        <w:spacing w:after="120" w:before="280"/>
-      </w:pPr>
-      <w:r>
-        <w:t xml:space="preserve">10. Distribution</w:t>
-      </w:r>
-    </w:p>
-    <w:p>
-      <w:pPr>
-        <w:spacing w:after="140"/>
-      </w:pPr>
-      <w:r>
-        <w:rPr>
-          <w:sz w:val="22"/>
-          <w:szCs w:val="22"/>
-        </w:rPr>
-        <w:t xml:space="preserve">Official master copy: office of the Medical Superintendent, «Hospital Name», with the Quality Coordinator.</w:t>
-      </w:r>
-    </w:p>
-    <w:p>
-      <w:pPr>
-        <w:spacing w:after="140"/>
-      </w:pPr>
-      <w:r>
-        <w:rPr>
-          <w:sz w:val="22"/>
-          <w:szCs w:val="22"/>
-        </w:rPr>
-        <w:t xml:space="preserve">Copies issued to: every in-patient ward; ICU; emergency department; nursing administration; physiotherapy.</w:t>
-      </w:r>
-    </w:p>
-    <w:p>
-      <w:pPr>
-        <w:spacing w:after="140"/>
-      </w:pPr>
-      <w:r>
-        <w:rPr>
-          <w:sz w:val="22"/>
-          <w:szCs w:val="22"/>
-        </w:rPr>
-        <w:t xml:space="preserve">The current version is available to all staff at the «ward policy file» and, if the hospital keeps an intranet, at «staff intranet / policies».</w:t>
-      </w:r>
-    </w:p>
-    <w:p>
-      <w:pPr>
-        <w:pStyle w:val="Heading1"/>
-        <w:spacing w:after="120" w:before="280"/>
-      </w:pPr>
-      <w:r>
-        <w:t xml:space="preserve">11. Abbreviations</w:t>
-      </w:r>
-    </w:p>
-    <w:p>
-      <w:pPr>
-        <w:spacing w:after="140"/>
-      </w:pPr>
-      <w:r>
-        <w:rPr>
-          <w:sz w:val="22"/>
-          <w:szCs w:val="22"/>
-        </w:rPr>
-        <w:t xml:space="preserve">CAPA — corrective and preventive action
-DVT — deep vein thrombosis
-ICU — intensive care unit
-NABH — National Accreditation Board for Hospitals and Healthcare Providers
-OE — objective element
-PSQ — Patient Safety and Quality Improvement (NABH SHCO chapter)
-SHCO — Standards for Small Healthcare Organisations
-VTE — venous thromboembolism</w:t>
-      </w:r>
-    </w:p>
-    <w:p>
-      <w:pPr>
-        <w:pStyle w:val="Heading1"/>
-        <w:spacing w:after="120" w:before="280"/>
-      </w:pPr>
-      <w:r>
-        <w:t xml:space="preserve">12. Traceability to NABH SHCO 3rd Edition COP.12</w:t>
-      </w:r>
-    </w:p>
-    <w:p>
-      <w:pPr>
-        <w:spacing w:after="120"/>
-      </w:pPr>
-      <w:r>
-        <w:rPr>
-          <w:i/>
-          <w:iCs/>
-          <w:sz w:val="20"/>
-          <w:szCs w:val="20"/>
-        </w:rPr>
-        <w:t xml:space="preserve">This table is an index. It is not how the policy is organised.</w:t>
-      </w:r>
-    </w:p>
     <w:tbl>
       <w:tblPr>
         <w:tblW w:type="pct" w:w="100%"/>
@@ -3074,7 +2869,80 @@
         <w:spacing w:after="120" w:before="280"/>
       </w:pPr>
       <w:r>
-        <w:t xml:space="preserve">13. Required Records / Evidence Checklist</w:t>
+        <w:t>9. Distribution</w:t>
+      </w:r>
+    </w:p>
+    <w:p>
+      <w:pPr>
+        <w:spacing w:after="140"/>
+      </w:pPr>
+      <w:r>
+        <w:rPr>
+          <w:sz w:val="22"/>
+          <w:szCs w:val="22"/>
+        </w:rPr>
+        <w:t xml:space="preserve">Official master copy: office of the Medical Superintendent, «Hospital Name», with the Quality Coordinator.</w:t>
+      </w:r>
+    </w:p>
+    <w:p>
+      <w:pPr>
+        <w:spacing w:after="140"/>
+      </w:pPr>
+      <w:r>
+        <w:rPr>
+          <w:sz w:val="22"/>
+          <w:szCs w:val="22"/>
+        </w:rPr>
+        <w:t xml:space="preserve">Copies issued to: every in-patient ward; ICU; emergency department; nursing administration; physiotherapy.</w:t>
+      </w:r>
+    </w:p>
+    <w:p>
+      <w:pPr>
+        <w:spacing w:after="140"/>
+      </w:pPr>
+      <w:r>
+        <w:rPr>
+          <w:sz w:val="22"/>
+          <w:szCs w:val="22"/>
+        </w:rPr>
+        <w:t xml:space="preserve">The current version is available to all staff at the «ward policy file» and, if the hospital keeps an intranet, at «staff intranet / policies».</w:t>
+      </w:r>
+    </w:p>
+    <w:p>
+      <w:pPr>
+        <w:pStyle w:val="Heading1"/>
+        <w:spacing w:after="120" w:before="280"/>
+      </w:pPr>
+      <w:r>
+        <w:t>10. Abbreviations</w:t>
+      </w:r>
+    </w:p>
+    <w:p>
+      <w:pPr>
+        <w:spacing w:after="140"/>
+      </w:pPr>
+      <w:r>
+        <w:rPr>
+          <w:sz w:val="22"/>
+          <w:szCs w:val="22"/>
+        </w:rPr>
+        <w:t xml:space="preserve">CAPA — corrective and preventive action
+DVT — deep vein thrombosis
+ICU — intensive care unit
+NABH — National Accreditation Board for Hospitals and Healthcare Providers
+OE — objective element
+PSQ — Patient Safety and Quality Improvement (NABH SHCO chapter)
+SHCO — Standards for Small Healthcare Organisations
+VTE — venous thromboembolism</w:t>
+      </w:r>
+    </w:p>
+    <w:p>
+      <w:pPr>
+        <w:pStyle w:val="Heading1"/>
+        <w:spacing w:after="120" w:before="280"/>
+      </w:pPr>
+      <w:r>
+        <w:t>11. Traceability to NABH SHCO 3rd Edition COP.12</w:t>
       </w:r>
     </w:p>
     <w:p>
@@ -3088,6 +2956,29 @@
           <w:sz w:val="20"/>
           <w:szCs w:val="20"/>
         </w:rPr>
+        <w:t xml:space="preserve">This table is an index. It is not how the policy is organised.</w:t>
+      </w:r>
+    </w:p>
+    <w:p>
+      <w:pPr>
+        <w:pStyle w:val="Heading1"/>
+        <w:spacing w:after="120" w:before="280"/>
+      </w:pPr>
+      <w:r>
+        <w:t>12. Required Records / Evidence Checklist</w:t>
+      </w:r>
+    </w:p>
+    <w:p>
+      <w:pPr>
+        <w:spacing w:after="120"/>
+      </w:pPr>
+      <w:r>
+        <w:rPr>
+          <w:i/>
+          <w:iCs/>
+          <w:sz w:val="20"/>
+          <w:szCs w:val="20"/>
+        </w:rPr>
         <w:t xml:space="preserve">Records the hospital holds under this policy, listed by objective element.</w:t>
       </w:r>
     </w:p>
@@ -3534,6 +3425,100 @@
           <w:szCs w:val="22"/>
         </w:rPr>
         <w:t xml:space="preserve">Discontinuation documented when indication resolved.</w:t>
+      </w:r>
+    </w:p>
+    <w:p>
+      <w:pPr>
+        <w:pStyle w:val="Heading1"/>
+        <w:spacing w:after="120" w:before="280"/>
+      </w:pPr>
+      <w:r>
+        <w:t>13. References</w:t>
+      </w:r>
+    </w:p>
+    <w:p>
+      <w:pPr>
+        <w:pStyle w:val="ListParagraph"/>
+        <w:numPr>
+          <w:ilvl w:val="0"/>
+          <w:numId w:val="1"/>
+        </w:numPr>
+        <w:spacing w:after="60"/>
+      </w:pPr>
+      <w:r>
+        <w:rPr>
+          <w:sz w:val="22"/>
+          <w:szCs w:val="22"/>
+        </w:rPr>
+        <w:t xml:space="preserve">National Accreditation Board for Hospitals and Healthcare Providers (NABH), Standards for Small Healthcare Organisations, 3rd Edition — Care of Patients chapter, standard COP.12.</w:t>
+      </w:r>
+    </w:p>
+    <w:p>
+      <w:pPr>
+        <w:pStyle w:val="ListParagraph"/>
+        <w:numPr>
+          <w:ilvl w:val="0"/>
+          <w:numId w:val="1"/>
+        </w:numPr>
+        <w:spacing w:after="60"/>
+      </w:pPr>
+      <w:r>
+        <w:rPr>
+          <w:sz w:val="22"/>
+          <w:szCs w:val="22"/>
+        </w:rPr>
+        <w:t xml:space="preserve">Morse JM, Morse Fall Scale — validated fall-risk screening tool.</w:t>
+      </w:r>
+    </w:p>
+    <w:p>
+      <w:pPr>
+        <w:pStyle w:val="ListParagraph"/>
+        <w:numPr>
+          <w:ilvl w:val="0"/>
+          <w:numId w:val="1"/>
+        </w:numPr>
+        <w:spacing w:after="60"/>
+      </w:pPr>
+      <w:r>
+        <w:rPr>
+          <w:sz w:val="22"/>
+          <w:szCs w:val="22"/>
+        </w:rPr>
+        <w:t xml:space="preserve">Braden B and Bergstrom N, Braden Scale for Predicting Pressure Sore Risk — adopted edition.</w:t>
+      </w:r>
+    </w:p>
+    <w:p>
+      <w:pPr>
+        <w:pStyle w:val="ListParagraph"/>
+        <w:numPr>
+          <w:ilvl w:val="0"/>
+          <w:numId w:val="1"/>
+        </w:numPr>
+        <w:spacing w:after="60"/>
+      </w:pPr>
+      <w:r>
+        <w:rPr>
+          <w:sz w:val="22"/>
+          <w:szCs w:val="22"/>
+        </w:rPr>
+        <w:t xml:space="preserve">Caprini JA, Caprini Risk Assessment Model for VTE — adopted edition.</w:t>
+      </w:r>
+    </w:p>
+    <w:p>
+      <w:pPr>
+        <w:pStyle w:val="ListParagraph"/>
+        <w:numPr>
+          <w:ilvl w:val="0"/>
+          <w:numId w:val="1"/>
+        </w:numPr>
+        <w:spacing w:after="60"/>
+      </w:pPr>
+      <w:r>
+        <w:rPr>
+          <w:sz w:val="22"/>
+          <w:szCs w:val="22"/>
+        </w:rPr>
+        <w:t xml:space="preserve">Internal documents of «Hospital Name»: vulnerability screening tool, fall-risk protocol, pressure-ulcer prevention bundle, DVT prophylaxis protocol, restraint policy and order form, incident register.</w:t>
       </w:r>
     </w:p>
     <w:p>
@@ -3658,7 +3643,7 @@
         <w:sz w:val="16"/>
         <w:szCs w:val="16"/>
       </w:rPr>
-      <w:t xml:space="preserve">«Hospital Name»  |  «COP/POL/12»  |  Controlled document  |  Higher-Risk Patients: Identification and Management</w:t>
+      <w:t>«Hospital Name»  |  «COP/POL/12»  |  Controlled document  |  Policy on Higher-Risk Patients: Identification and Management</w:t>
     </w:r>
   </w:p>
 </w:ftr>

--- a/policies/build/masters/COP.12_v2_master.docx
+++ b/policies/build/masters/COP.12_v2_master.docx
@@ -1391,7 +1391,7 @@
           <w:sz w:val="22"/>
           <w:szCs w:val="22"/>
         </w:rPr>
-        <w:t xml:space="preserve">Root-cause analysis is required when a higher-risk patient safety event (fall, new pressure ulcer, VTE, restraint injury) recurs within six months.</w:t>
+        <w:t>Root-cause analysis is required when a higher-risk patient safety event (fall, new pressure ulcer, VTE, restraint injury) recurs; the organisation's defined recurrence threshold applies, as documented in the hospital's Root Cause Analysis procedure.</w:t>
       </w:r>
     </w:p>
     <w:p>

--- a/policies/build/masters/COP.12_v2_master.docx
+++ b/policies/build/masters/COP.12_v2_master.docx
@@ -2227,6 +2227,7 @@
         <w:gridCol w:w="100"/>
         <w:gridCol w:w="100"/>
         <w:gridCol w:w="100"/>
+        <w:gridCol w:w="100"/>
       </w:tblGrid>
       <w:tr>
         <w:tc>
@@ -2254,6 +2255,26 @@
         </w:tc>
         <w:tc>
           <w:tcPr>
+            <w:tcW w:type="pct" w:w="12%"/>
+            <w:tcBorders>
+              <w:top w:val="single" w:color="999999" w:sz="4"/>
+              <w:left w:val="single" w:color="999999" w:sz="4"/>
+              <w:bottom w:val="single" w:color="999999" w:sz="4"/>
+              <w:right w:val="single" w:color="999999" w:sz="4"/>
+            </w:tcBorders>
+            <w:shd w:fill="E8E8E8" w:val="clear"/>
+          </w:tcPr>
+          <w:p>
+            <w:r>
+              <w:rPr>
+                <w:b/>
+              </w:rPr>
+              <w:t>Level</w:t>
+            </w:r>
+          </w:p>
+        </w:tc>
+        <w:tc>
+          <w:tcPr>
             <w:tcW w:type="pct" w:w="32%"/>
             <w:tcBorders>
               <w:top w:val="single" w:color="999999" w:sz="4"/>
@@ -2347,6 +2368,22 @@
         </w:tc>
         <w:tc>
           <w:tcPr>
+            <w:tcW w:type="pct" w:w="12%"/>
+            <w:tcBorders>
+              <w:top w:val="single" w:color="999999" w:sz="4"/>
+              <w:left w:val="single" w:color="999999" w:sz="4"/>
+              <w:bottom w:val="single" w:color="999999" w:sz="4"/>
+              <w:right w:val="single" w:color="999999" w:sz="4"/>
+            </w:tcBorders>
+          </w:tcPr>
+          <w:p>
+            <w:r>
+              <w:t>Commitment*</w:t>
+            </w:r>
+          </w:p>
+        </w:tc>
+        <w:tc>
+          <w:tcPr>
             <w:tcW w:type="pct" w:w="32%"/>
             <w:tcBorders>
               <w:top w:val="single" w:color="999999" w:sz="4"/>
@@ -2437,6 +2474,22 @@
         </w:tc>
         <w:tc>
           <w:tcPr>
+            <w:tcW w:type="pct" w:w="12%"/>
+            <w:tcBorders>
+              <w:top w:val="single" w:color="999999" w:sz="4"/>
+              <w:left w:val="single" w:color="999999" w:sz="4"/>
+              <w:bottom w:val="single" w:color="999999" w:sz="4"/>
+              <w:right w:val="single" w:color="999999" w:sz="4"/>
+            </w:tcBorders>
+          </w:tcPr>
+          <w:p>
+            <w:r>
+              <w:t>Commitment</w:t>
+            </w:r>
+          </w:p>
+        </w:tc>
+        <w:tc>
+          <w:tcPr>
             <w:tcW w:type="pct" w:w="32%"/>
             <w:tcBorders>
               <w:top w:val="single" w:color="999999" w:sz="4"/>
@@ -2527,6 +2580,22 @@
         </w:tc>
         <w:tc>
           <w:tcPr>
+            <w:tcW w:type="pct" w:w="12%"/>
+            <w:tcBorders>
+              <w:top w:val="single" w:color="999999" w:sz="4"/>
+              <w:left w:val="single" w:color="999999" w:sz="4"/>
+              <w:bottom w:val="single" w:color="999999" w:sz="4"/>
+              <w:right w:val="single" w:color="999999" w:sz="4"/>
+            </w:tcBorders>
+          </w:tcPr>
+          <w:p>
+            <w:r>
+              <w:t>CORE</w:t>
+            </w:r>
+          </w:p>
+        </w:tc>
+        <w:tc>
+          <w:tcPr>
             <w:tcW w:type="pct" w:w="32%"/>
             <w:tcBorders>
               <w:top w:val="single" w:color="999999" w:sz="4"/>
@@ -2617,6 +2686,22 @@
         </w:tc>
         <w:tc>
           <w:tcPr>
+            <w:tcW w:type="pct" w:w="12%"/>
+            <w:tcBorders>
+              <w:top w:val="single" w:color="999999" w:sz="4"/>
+              <w:left w:val="single" w:color="999999" w:sz="4"/>
+              <w:bottom w:val="single" w:color="999999" w:sz="4"/>
+              <w:right w:val="single" w:color="999999" w:sz="4"/>
+            </w:tcBorders>
+          </w:tcPr>
+          <w:p>
+            <w:r>
+              <w:t>CORE</w:t>
+            </w:r>
+          </w:p>
+        </w:tc>
+        <w:tc>
+          <w:tcPr>
             <w:tcW w:type="pct" w:w="32%"/>
             <w:tcBorders>
               <w:top w:val="single" w:color="999999" w:sz="4"/>
@@ -2707,6 +2792,22 @@
         </w:tc>
         <w:tc>
           <w:tcPr>
+            <w:tcW w:type="pct" w:w="12%"/>
+            <w:tcBorders>
+              <w:top w:val="single" w:color="999999" w:sz="4"/>
+              <w:left w:val="single" w:color="999999" w:sz="4"/>
+              <w:bottom w:val="single" w:color="999999" w:sz="4"/>
+              <w:right w:val="single" w:color="999999" w:sz="4"/>
+            </w:tcBorders>
+          </w:tcPr>
+          <w:p>
+            <w:r>
+              <w:t>CORE</w:t>
+            </w:r>
+          </w:p>
+        </w:tc>
+        <w:tc>
+          <w:tcPr>
             <w:tcW w:type="pct" w:w="32%"/>
             <w:tcBorders>
               <w:top w:val="single" w:color="999999" w:sz="4"/>
@@ -2797,6 +2898,22 @@
         </w:tc>
         <w:tc>
           <w:tcPr>
+            <w:tcW w:type="pct" w:w="12%"/>
+            <w:tcBorders>
+              <w:top w:val="single" w:color="999999" w:sz="4"/>
+              <w:left w:val="single" w:color="999999" w:sz="4"/>
+              <w:bottom w:val="single" w:color="999999" w:sz="4"/>
+              <w:right w:val="single" w:color="999999" w:sz="4"/>
+            </w:tcBorders>
+          </w:tcPr>
+          <w:p>
+            <w:r>
+              <w:t>Commitment*</w:t>
+            </w:r>
+          </w:p>
+        </w:tc>
+        <w:tc>
+          <w:tcPr>
             <w:tcW w:type="pct" w:w="32%"/>
             <w:tcBorders>
               <w:top w:val="single" w:color="999999" w:sz="4"/>
@@ -2917,25 +3034,401 @@
         <w:t>10. Abbreviations</w:t>
       </w:r>
     </w:p>
-    <w:p>
-      <w:pPr>
-        <w:spacing w:after="140"/>
-      </w:pPr>
-      <w:r>
-        <w:rPr>
-          <w:sz w:val="22"/>
-          <w:szCs w:val="22"/>
-        </w:rPr>
-        <w:t xml:space="preserve">CAPA — corrective and preventive action
-DVT — deep vein thrombosis
-ICU — intensive care unit
-NABH — National Accreditation Board for Hospitals and Healthcare Providers
-OE — objective element
-PSQ — Patient Safety and Quality Improvement (NABH SHCO chapter)
-SHCO — Standards for Small Healthcare Organisations
-VTE — venous thromboembolism</w:t>
-      </w:r>
-    </w:p>
+    <w:tbl>
+      <w:tblPr>
+        <w:tblW w:type="pct" w:w="100%"/>
+        <w:tblBorders>
+          <w:top w:val="single" w:color="auto" w:sz="4"/>
+          <w:left w:val="single" w:color="auto" w:sz="4"/>
+          <w:bottom w:val="single" w:color="auto" w:sz="4"/>
+          <w:right w:val="single" w:color="auto" w:sz="4"/>
+          <w:insideH w:val="single" w:color="auto" w:sz="4"/>
+          <w:insideV w:val="single" w:color="auto" w:sz="4"/>
+        </w:tblBorders>
+      </w:tblPr>
+      <w:tblGrid>
+        <w:gridCol w:w="100"/>
+        <w:gridCol w:w="100"/>
+      </w:tblGrid>
+      <w:tr>
+        <w:tc>
+          <w:tcPr>
+            <w:tcW w:type="pct" w:w="22%"/>
+            <w:tcBorders>
+              <w:top w:val="single" w:color="999999" w:sz="4"/>
+              <w:left w:val="single" w:color="999999" w:sz="4"/>
+              <w:bottom w:val="single" w:color="999999" w:sz="4"/>
+              <w:right w:val="single" w:color="999999" w:sz="4"/>
+            </w:tcBorders>
+            <w:shd w:fill="E8E8E8" w:val="clear"/>
+          </w:tcPr>
+          <w:p>
+            <w:r>
+              <w:rPr>
+                <w:b/>
+              </w:rPr>
+              <w:t>Abbreviation</w:t>
+            </w:r>
+          </w:p>
+        </w:tc>
+        <w:tc>
+          <w:tcPr>
+            <w:tcW w:type="pct" w:w="22%"/>
+            <w:tcBorders>
+              <w:top w:val="single" w:color="999999" w:sz="4"/>
+              <w:left w:val="single" w:color="999999" w:sz="4"/>
+              <w:bottom w:val="single" w:color="999999" w:sz="4"/>
+              <w:right w:val="single" w:color="999999" w:sz="4"/>
+            </w:tcBorders>
+            <w:shd w:fill="E8E8E8" w:val="clear"/>
+          </w:tcPr>
+          <w:p>
+            <w:r>
+              <w:rPr>
+                <w:b/>
+              </w:rPr>
+              <w:t>Meaning</w:t>
+            </w:r>
+          </w:p>
+        </w:tc>
+      </w:tr>
+      <w:tr>
+        <w:tc>
+          <w:tcPr>
+            <w:tcW w:type="pct" w:w="22%"/>
+            <w:tcBorders>
+              <w:top w:val="single" w:color="999999" w:sz="4"/>
+              <w:left w:val="single" w:color="999999" w:sz="4"/>
+              <w:bottom w:val="single" w:color="999999" w:sz="4"/>
+              <w:right w:val="single" w:color="999999" w:sz="4"/>
+            </w:tcBorders>
+            <w:shd w:fill="E8E8E8" w:val="clear"/>
+          </w:tcPr>
+          <w:p>
+            <w:r>
+              <w:rPr>
+                <w:b w:val="0"/>
+              </w:rPr>
+              <w:t>CAPA</w:t>
+            </w:r>
+          </w:p>
+        </w:tc>
+        <w:tc>
+          <w:tcPr>
+            <w:tcW w:type="pct" w:w="22%"/>
+            <w:tcBorders>
+              <w:top w:val="single" w:color="999999" w:sz="4"/>
+              <w:left w:val="single" w:color="999999" w:sz="4"/>
+              <w:bottom w:val="single" w:color="999999" w:sz="4"/>
+              <w:right w:val="single" w:color="999999" w:sz="4"/>
+            </w:tcBorders>
+            <w:shd w:fill="E8E8E8" w:val="clear"/>
+          </w:tcPr>
+          <w:p>
+            <w:r>
+              <w:rPr>
+                <w:b w:val="0"/>
+              </w:rPr>
+              <w:t>corrective and preventive action</w:t>
+            </w:r>
+          </w:p>
+        </w:tc>
+      </w:tr>
+      <w:tr>
+        <w:tc>
+          <w:tcPr>
+            <w:tcW w:type="pct" w:w="22%"/>
+            <w:tcBorders>
+              <w:top w:val="single" w:color="999999" w:sz="4"/>
+              <w:left w:val="single" w:color="999999" w:sz="4"/>
+              <w:bottom w:val="single" w:color="999999" w:sz="4"/>
+              <w:right w:val="single" w:color="999999" w:sz="4"/>
+            </w:tcBorders>
+            <w:shd w:fill="E8E8E8" w:val="clear"/>
+          </w:tcPr>
+          <w:p>
+            <w:r>
+              <w:rPr>
+                <w:b w:val="0"/>
+              </w:rPr>
+              <w:t>DVT</w:t>
+            </w:r>
+          </w:p>
+        </w:tc>
+        <w:tc>
+          <w:tcPr>
+            <w:tcW w:type="pct" w:w="22%"/>
+            <w:tcBorders>
+              <w:top w:val="single" w:color="999999" w:sz="4"/>
+              <w:left w:val="single" w:color="999999" w:sz="4"/>
+              <w:bottom w:val="single" w:color="999999" w:sz="4"/>
+              <w:right w:val="single" w:color="999999" w:sz="4"/>
+            </w:tcBorders>
+            <w:shd w:fill="E8E8E8" w:val="clear"/>
+          </w:tcPr>
+          <w:p>
+            <w:r>
+              <w:rPr>
+                <w:b w:val="0"/>
+              </w:rPr>
+              <w:t>deep vein thrombosis</w:t>
+            </w:r>
+          </w:p>
+        </w:tc>
+      </w:tr>
+      <w:tr>
+        <w:tc>
+          <w:tcPr>
+            <w:tcW w:type="pct" w:w="22%"/>
+            <w:tcBorders>
+              <w:top w:val="single" w:color="999999" w:sz="4"/>
+              <w:left w:val="single" w:color="999999" w:sz="4"/>
+              <w:bottom w:val="single" w:color="999999" w:sz="4"/>
+              <w:right w:val="single" w:color="999999" w:sz="4"/>
+            </w:tcBorders>
+            <w:shd w:fill="E8E8E8" w:val="clear"/>
+          </w:tcPr>
+          <w:p>
+            <w:r>
+              <w:rPr>
+                <w:b w:val="0"/>
+              </w:rPr>
+              <w:t>ICU</w:t>
+            </w:r>
+          </w:p>
+        </w:tc>
+        <w:tc>
+          <w:tcPr>
+            <w:tcW w:type="pct" w:w="22%"/>
+            <w:tcBorders>
+              <w:top w:val="single" w:color="999999" w:sz="4"/>
+              <w:left w:val="single" w:color="999999" w:sz="4"/>
+              <w:bottom w:val="single" w:color="999999" w:sz="4"/>
+              <w:right w:val="single" w:color="999999" w:sz="4"/>
+            </w:tcBorders>
+            <w:shd w:fill="E8E8E8" w:val="clear"/>
+          </w:tcPr>
+          <w:p>
+            <w:r>
+              <w:rPr>
+                <w:b w:val="0"/>
+              </w:rPr>
+              <w:t>intensive care unit</w:t>
+            </w:r>
+          </w:p>
+        </w:tc>
+      </w:tr>
+      <w:tr>
+        <w:tc>
+          <w:tcPr>
+            <w:tcW w:type="pct" w:w="22%"/>
+            <w:tcBorders>
+              <w:top w:val="single" w:color="999999" w:sz="4"/>
+              <w:left w:val="single" w:color="999999" w:sz="4"/>
+              <w:bottom w:val="single" w:color="999999" w:sz="4"/>
+              <w:right w:val="single" w:color="999999" w:sz="4"/>
+            </w:tcBorders>
+            <w:shd w:fill="E8E8E8" w:val="clear"/>
+          </w:tcPr>
+          <w:p>
+            <w:r>
+              <w:rPr>
+                <w:b w:val="0"/>
+              </w:rPr>
+              <w:t>NABH</w:t>
+            </w:r>
+          </w:p>
+        </w:tc>
+        <w:tc>
+          <w:tcPr>
+            <w:tcW w:type="pct" w:w="22%"/>
+            <w:tcBorders>
+              <w:top w:val="single" w:color="999999" w:sz="4"/>
+              <w:left w:val="single" w:color="999999" w:sz="4"/>
+              <w:bottom w:val="single" w:color="999999" w:sz="4"/>
+              <w:right w:val="single" w:color="999999" w:sz="4"/>
+            </w:tcBorders>
+            <w:shd w:fill="E8E8E8" w:val="clear"/>
+          </w:tcPr>
+          <w:p>
+            <w:r>
+              <w:rPr>
+                <w:b w:val="0"/>
+              </w:rPr>
+              <w:t>National Accreditation Board for Hospitals and Healthcare Providers</w:t>
+            </w:r>
+          </w:p>
+        </w:tc>
+      </w:tr>
+      <w:tr>
+        <w:tc>
+          <w:tcPr>
+            <w:tcW w:type="pct" w:w="22%"/>
+            <w:tcBorders>
+              <w:top w:val="single" w:color="999999" w:sz="4"/>
+              <w:left w:val="single" w:color="999999" w:sz="4"/>
+              <w:bottom w:val="single" w:color="999999" w:sz="4"/>
+              <w:right w:val="single" w:color="999999" w:sz="4"/>
+            </w:tcBorders>
+            <w:shd w:fill="E8E8E8" w:val="clear"/>
+          </w:tcPr>
+          <w:p>
+            <w:r>
+              <w:rPr>
+                <w:b w:val="0"/>
+              </w:rPr>
+              <w:t>OE</w:t>
+            </w:r>
+          </w:p>
+        </w:tc>
+        <w:tc>
+          <w:tcPr>
+            <w:tcW w:type="pct" w:w="22%"/>
+            <w:tcBorders>
+              <w:top w:val="single" w:color="999999" w:sz="4"/>
+              <w:left w:val="single" w:color="999999" w:sz="4"/>
+              <w:bottom w:val="single" w:color="999999" w:sz="4"/>
+              <w:right w:val="single" w:color="999999" w:sz="4"/>
+            </w:tcBorders>
+            <w:shd w:fill="E8E8E8" w:val="clear"/>
+          </w:tcPr>
+          <w:p>
+            <w:r>
+              <w:rPr>
+                <w:b w:val="0"/>
+              </w:rPr>
+              <w:t>objective element</w:t>
+            </w:r>
+          </w:p>
+        </w:tc>
+      </w:tr>
+      <w:tr>
+        <w:tc>
+          <w:tcPr>
+            <w:tcW w:type="pct" w:w="22%"/>
+            <w:tcBorders>
+              <w:top w:val="single" w:color="999999" w:sz="4"/>
+              <w:left w:val="single" w:color="999999" w:sz="4"/>
+              <w:bottom w:val="single" w:color="999999" w:sz="4"/>
+              <w:right w:val="single" w:color="999999" w:sz="4"/>
+            </w:tcBorders>
+            <w:shd w:fill="E8E8E8" w:val="clear"/>
+          </w:tcPr>
+          <w:p>
+            <w:r>
+              <w:rPr>
+                <w:b w:val="0"/>
+              </w:rPr>
+              <w:t>PSQ</w:t>
+            </w:r>
+          </w:p>
+        </w:tc>
+        <w:tc>
+          <w:tcPr>
+            <w:tcW w:type="pct" w:w="22%"/>
+            <w:tcBorders>
+              <w:top w:val="single" w:color="999999" w:sz="4"/>
+              <w:left w:val="single" w:color="999999" w:sz="4"/>
+              <w:bottom w:val="single" w:color="999999" w:sz="4"/>
+              <w:right w:val="single" w:color="999999" w:sz="4"/>
+            </w:tcBorders>
+            <w:shd w:fill="E8E8E8" w:val="clear"/>
+          </w:tcPr>
+          <w:p>
+            <w:r>
+              <w:rPr>
+                <w:b w:val="0"/>
+              </w:rPr>
+              <w:t>Patient Safety and Quality Improvement (NABH SHCO chapter)</w:t>
+            </w:r>
+          </w:p>
+        </w:tc>
+      </w:tr>
+      <w:tr>
+        <w:tc>
+          <w:tcPr>
+            <w:tcW w:type="pct" w:w="22%"/>
+            <w:tcBorders>
+              <w:top w:val="single" w:color="999999" w:sz="4"/>
+              <w:left w:val="single" w:color="999999" w:sz="4"/>
+              <w:bottom w:val="single" w:color="999999" w:sz="4"/>
+              <w:right w:val="single" w:color="999999" w:sz="4"/>
+            </w:tcBorders>
+            <w:shd w:fill="E8E8E8" w:val="clear"/>
+          </w:tcPr>
+          <w:p>
+            <w:r>
+              <w:rPr>
+                <w:b w:val="0"/>
+              </w:rPr>
+              <w:t>SHCO</w:t>
+            </w:r>
+          </w:p>
+        </w:tc>
+        <w:tc>
+          <w:tcPr>
+            <w:tcW w:type="pct" w:w="22%"/>
+            <w:tcBorders>
+              <w:top w:val="single" w:color="999999" w:sz="4"/>
+              <w:left w:val="single" w:color="999999" w:sz="4"/>
+              <w:bottom w:val="single" w:color="999999" w:sz="4"/>
+              <w:right w:val="single" w:color="999999" w:sz="4"/>
+            </w:tcBorders>
+            <w:shd w:fill="E8E8E8" w:val="clear"/>
+          </w:tcPr>
+          <w:p>
+            <w:r>
+              <w:rPr>
+                <w:b w:val="0"/>
+              </w:rPr>
+              <w:t>Standards for Small Healthcare Organisations</w:t>
+            </w:r>
+          </w:p>
+        </w:tc>
+      </w:tr>
+      <w:tr>
+        <w:tc>
+          <w:tcPr>
+            <w:tcW w:type="pct" w:w="22%"/>
+            <w:tcBorders>
+              <w:top w:val="single" w:color="999999" w:sz="4"/>
+              <w:left w:val="single" w:color="999999" w:sz="4"/>
+              <w:bottom w:val="single" w:color="999999" w:sz="4"/>
+              <w:right w:val="single" w:color="999999" w:sz="4"/>
+            </w:tcBorders>
+            <w:shd w:fill="E8E8E8" w:val="clear"/>
+          </w:tcPr>
+          <w:p>
+            <w:r>
+              <w:rPr>
+                <w:b w:val="0"/>
+              </w:rPr>
+              <w:t>VTE</w:t>
+            </w:r>
+          </w:p>
+        </w:tc>
+        <w:tc>
+          <w:tcPr>
+            <w:tcW w:type="pct" w:w="22%"/>
+            <w:tcBorders>
+              <w:top w:val="single" w:color="999999" w:sz="4"/>
+              <w:left w:val="single" w:color="999999" w:sz="4"/>
+              <w:bottom w:val="single" w:color="999999" w:sz="4"/>
+              <w:right w:val="single" w:color="999999" w:sz="4"/>
+            </w:tcBorders>
+            <w:shd w:fill="E8E8E8" w:val="clear"/>
+          </w:tcPr>
+          <w:p>
+            <w:r>
+              <w:rPr>
+                <w:b w:val="0"/>
+              </w:rPr>
+              <w:t>venous thromboembolism</w:t>
+            </w:r>
+          </w:p>
+        </w:tc>
+      </w:tr>
+    </w:tbl>
     <w:p>
       <w:pPr>
         <w:pStyle w:val="Heading1"/>

--- a/policies/build/masters/COP.12_v2_master.docx
+++ b/policies/build/masters/COP.12_v2_master.docx
@@ -678,18 +678,6 @@
           <w:szCs w:val="22"/>
         </w:rPr>
         <w:t xml:space="preserve">Boundaries: PSQ owns patient safety goals; this policy owns clinical identification and management of higher-risk patients. COP.8 owns paediatric-specific safety; this policy owns the broader vulnerable-patient framework.</w:t>
-      </w:r>
-    </w:p>
-    <w:p>
-      <w:pPr>
-        <w:spacing w:after="140"/>
-      </w:pPr>
-      <w:r>
-        <w:rPr>
-          <w:sz w:val="22"/>
-          <w:szCs w:val="22"/>
-        </w:rPr>
-        <w:t xml:space="preserve">Words marked «like this» are defaults a small hospital can keep. A blank marked «________» has no sensible default. Fill it in before this document is signed.</w:t>
       </w:r>
     </w:p>
     <w:p>

--- a/policies/build/masters/COP.12_v2_master.docx
+++ b/policies/build/masters/COP.12_v2_master.docx
@@ -2198,6 +2198,478 @@
         <w:t xml:space="preserve">The Nursing Superintendent holds signed acknowledgements with the induction record.</w:t>
       </w:r>
     </w:p>
+    <w:p>
+      <w:pPr>
+        <w:pStyle w:val="Heading1"/>
+        <w:spacing w:after="120" w:before="280"/>
+      </w:pPr>
+      <w:r>
+        <w:t>9. Distribution</w:t>
+      </w:r>
+    </w:p>
+    <w:p>
+      <w:pPr>
+        <w:spacing w:after="140"/>
+      </w:pPr>
+      <w:r>
+        <w:rPr>
+          <w:sz w:val="22"/>
+          <w:szCs w:val="22"/>
+        </w:rPr>
+        <w:t xml:space="preserve">Official master copy: office of the Medical Superintendent, «Hospital Name», with the Quality Coordinator.</w:t>
+      </w:r>
+    </w:p>
+    <w:p>
+      <w:pPr>
+        <w:spacing w:after="140"/>
+      </w:pPr>
+      <w:r>
+        <w:rPr>
+          <w:sz w:val="22"/>
+          <w:szCs w:val="22"/>
+        </w:rPr>
+        <w:t xml:space="preserve">Copies issued to: every in-patient ward; ICU; emergency department; nursing administration; physiotherapy.</w:t>
+      </w:r>
+    </w:p>
+    <w:p>
+      <w:pPr>
+        <w:spacing w:after="140"/>
+      </w:pPr>
+      <w:r>
+        <w:rPr>
+          <w:sz w:val="22"/>
+          <w:szCs w:val="22"/>
+        </w:rPr>
+        <w:t xml:space="preserve">The current version is available to all staff at the «ward policy file» and, if the hospital keeps an intranet, at «staff intranet / policies».</w:t>
+      </w:r>
+    </w:p>
+    <w:p>
+      <w:pPr>
+        <w:pStyle w:val="Heading1"/>
+        <w:spacing w:after="120" w:before="280"/>
+      </w:pPr>
+      <w:r>
+        <w:t>10. Abbreviations</w:t>
+      </w:r>
+    </w:p>
+    <w:tbl>
+      <w:tblPr>
+        <w:tblW w:type="pct" w:w="100%"/>
+        <w:tblBorders>
+          <w:top w:val="single" w:color="auto" w:sz="4"/>
+          <w:left w:val="single" w:color="auto" w:sz="4"/>
+          <w:bottom w:val="single" w:color="auto" w:sz="4"/>
+          <w:right w:val="single" w:color="auto" w:sz="4"/>
+          <w:insideH w:val="single" w:color="auto" w:sz="4"/>
+          <w:insideV w:val="single" w:color="auto" w:sz="4"/>
+        </w:tblBorders>
+      </w:tblPr>
+      <w:tblGrid>
+        <w:gridCol w:w="100"/>
+        <w:gridCol w:w="100"/>
+      </w:tblGrid>
+      <w:tr>
+        <w:tc>
+          <w:tcPr>
+            <w:tcW w:type="pct" w:w="22%"/>
+            <w:tcBorders>
+              <w:top w:val="single" w:color="999999" w:sz="4"/>
+              <w:left w:val="single" w:color="999999" w:sz="4"/>
+              <w:bottom w:val="single" w:color="999999" w:sz="4"/>
+              <w:right w:val="single" w:color="999999" w:sz="4"/>
+            </w:tcBorders>
+            <w:shd w:fill="E8E8E8" w:val="clear"/>
+          </w:tcPr>
+          <w:p>
+            <w:r>
+              <w:rPr>
+                <w:b/>
+              </w:rPr>
+              <w:t>Abbreviation</w:t>
+            </w:r>
+          </w:p>
+        </w:tc>
+        <w:tc>
+          <w:tcPr>
+            <w:tcW w:type="pct" w:w="22%"/>
+            <w:tcBorders>
+              <w:top w:val="single" w:color="999999" w:sz="4"/>
+              <w:left w:val="single" w:color="999999" w:sz="4"/>
+              <w:bottom w:val="single" w:color="999999" w:sz="4"/>
+              <w:right w:val="single" w:color="999999" w:sz="4"/>
+            </w:tcBorders>
+            <w:shd w:fill="E8E8E8" w:val="clear"/>
+          </w:tcPr>
+          <w:p>
+            <w:r>
+              <w:rPr>
+                <w:b/>
+              </w:rPr>
+              <w:t>Meaning</w:t>
+            </w:r>
+          </w:p>
+        </w:tc>
+      </w:tr>
+      <w:tr>
+        <w:tc>
+          <w:tcPr>
+            <w:tcW w:type="pct" w:w="22%"/>
+            <w:tcBorders>
+              <w:top w:val="single" w:color="999999" w:sz="4"/>
+              <w:left w:val="single" w:color="999999" w:sz="4"/>
+              <w:bottom w:val="single" w:color="999999" w:sz="4"/>
+              <w:right w:val="single" w:color="999999" w:sz="4"/>
+            </w:tcBorders>
+            <w:shd w:fill="E8E8E8" w:val="clear"/>
+          </w:tcPr>
+          <w:p>
+            <w:r>
+              <w:rPr>
+                <w:b w:val="0"/>
+              </w:rPr>
+              <w:t>CAPA</w:t>
+            </w:r>
+          </w:p>
+        </w:tc>
+        <w:tc>
+          <w:tcPr>
+            <w:tcW w:type="pct" w:w="22%"/>
+            <w:tcBorders>
+              <w:top w:val="single" w:color="999999" w:sz="4"/>
+              <w:left w:val="single" w:color="999999" w:sz="4"/>
+              <w:bottom w:val="single" w:color="999999" w:sz="4"/>
+              <w:right w:val="single" w:color="999999" w:sz="4"/>
+            </w:tcBorders>
+            <w:shd w:fill="E8E8E8" w:val="clear"/>
+          </w:tcPr>
+          <w:p>
+            <w:r>
+              <w:rPr>
+                <w:b w:val="0"/>
+              </w:rPr>
+              <w:t>corrective and preventive action</w:t>
+            </w:r>
+          </w:p>
+        </w:tc>
+      </w:tr>
+      <w:tr>
+        <w:tc>
+          <w:tcPr>
+            <w:tcW w:type="pct" w:w="22%"/>
+            <w:tcBorders>
+              <w:top w:val="single" w:color="999999" w:sz="4"/>
+              <w:left w:val="single" w:color="999999" w:sz="4"/>
+              <w:bottom w:val="single" w:color="999999" w:sz="4"/>
+              <w:right w:val="single" w:color="999999" w:sz="4"/>
+            </w:tcBorders>
+            <w:shd w:fill="E8E8E8" w:val="clear"/>
+          </w:tcPr>
+          <w:p>
+            <w:r>
+              <w:rPr>
+                <w:b w:val="0"/>
+              </w:rPr>
+              <w:t>DVT</w:t>
+            </w:r>
+          </w:p>
+        </w:tc>
+        <w:tc>
+          <w:tcPr>
+            <w:tcW w:type="pct" w:w="22%"/>
+            <w:tcBorders>
+              <w:top w:val="single" w:color="999999" w:sz="4"/>
+              <w:left w:val="single" w:color="999999" w:sz="4"/>
+              <w:bottom w:val="single" w:color="999999" w:sz="4"/>
+              <w:right w:val="single" w:color="999999" w:sz="4"/>
+            </w:tcBorders>
+            <w:shd w:fill="E8E8E8" w:val="clear"/>
+          </w:tcPr>
+          <w:p>
+            <w:r>
+              <w:rPr>
+                <w:b w:val="0"/>
+              </w:rPr>
+              <w:t>deep vein thrombosis</w:t>
+            </w:r>
+          </w:p>
+        </w:tc>
+      </w:tr>
+      <w:tr>
+        <w:tc>
+          <w:tcPr>
+            <w:tcW w:type="pct" w:w="22%"/>
+            <w:tcBorders>
+              <w:top w:val="single" w:color="999999" w:sz="4"/>
+              <w:left w:val="single" w:color="999999" w:sz="4"/>
+              <w:bottom w:val="single" w:color="999999" w:sz="4"/>
+              <w:right w:val="single" w:color="999999" w:sz="4"/>
+            </w:tcBorders>
+            <w:shd w:fill="E8E8E8" w:val="clear"/>
+          </w:tcPr>
+          <w:p>
+            <w:r>
+              <w:rPr>
+                <w:b w:val="0"/>
+              </w:rPr>
+              <w:t>ICU</w:t>
+            </w:r>
+          </w:p>
+        </w:tc>
+        <w:tc>
+          <w:tcPr>
+            <w:tcW w:type="pct" w:w="22%"/>
+            <w:tcBorders>
+              <w:top w:val="single" w:color="999999" w:sz="4"/>
+              <w:left w:val="single" w:color="999999" w:sz="4"/>
+              <w:bottom w:val="single" w:color="999999" w:sz="4"/>
+              <w:right w:val="single" w:color="999999" w:sz="4"/>
+            </w:tcBorders>
+            <w:shd w:fill="E8E8E8" w:val="clear"/>
+          </w:tcPr>
+          <w:p>
+            <w:r>
+              <w:rPr>
+                <w:b w:val="0"/>
+              </w:rPr>
+              <w:t>intensive care unit</w:t>
+            </w:r>
+          </w:p>
+        </w:tc>
+      </w:tr>
+      <w:tr>
+        <w:tc>
+          <w:tcPr>
+            <w:tcW w:type="pct" w:w="22%"/>
+            <w:tcBorders>
+              <w:top w:val="single" w:color="999999" w:sz="4"/>
+              <w:left w:val="single" w:color="999999" w:sz="4"/>
+              <w:bottom w:val="single" w:color="999999" w:sz="4"/>
+              <w:right w:val="single" w:color="999999" w:sz="4"/>
+            </w:tcBorders>
+            <w:shd w:fill="E8E8E8" w:val="clear"/>
+          </w:tcPr>
+          <w:p>
+            <w:r>
+              <w:rPr>
+                <w:b w:val="0"/>
+              </w:rPr>
+              <w:t>NABH</w:t>
+            </w:r>
+          </w:p>
+        </w:tc>
+        <w:tc>
+          <w:tcPr>
+            <w:tcW w:type="pct" w:w="22%"/>
+            <w:tcBorders>
+              <w:top w:val="single" w:color="999999" w:sz="4"/>
+              <w:left w:val="single" w:color="999999" w:sz="4"/>
+              <w:bottom w:val="single" w:color="999999" w:sz="4"/>
+              <w:right w:val="single" w:color="999999" w:sz="4"/>
+            </w:tcBorders>
+            <w:shd w:fill="E8E8E8" w:val="clear"/>
+          </w:tcPr>
+          <w:p>
+            <w:r>
+              <w:rPr>
+                <w:b w:val="0"/>
+              </w:rPr>
+              <w:t>National Accreditation Board for Hospitals and Healthcare Providers</w:t>
+            </w:r>
+          </w:p>
+        </w:tc>
+      </w:tr>
+      <w:tr>
+        <w:tc>
+          <w:tcPr>
+            <w:tcW w:type="pct" w:w="22%"/>
+            <w:tcBorders>
+              <w:top w:val="single" w:color="999999" w:sz="4"/>
+              <w:left w:val="single" w:color="999999" w:sz="4"/>
+              <w:bottom w:val="single" w:color="999999" w:sz="4"/>
+              <w:right w:val="single" w:color="999999" w:sz="4"/>
+            </w:tcBorders>
+            <w:shd w:fill="E8E8E8" w:val="clear"/>
+          </w:tcPr>
+          <w:p>
+            <w:r>
+              <w:rPr>
+                <w:b w:val="0"/>
+              </w:rPr>
+              <w:t>OE</w:t>
+            </w:r>
+          </w:p>
+        </w:tc>
+        <w:tc>
+          <w:tcPr>
+            <w:tcW w:type="pct" w:w="22%"/>
+            <w:tcBorders>
+              <w:top w:val="single" w:color="999999" w:sz="4"/>
+              <w:left w:val="single" w:color="999999" w:sz="4"/>
+              <w:bottom w:val="single" w:color="999999" w:sz="4"/>
+              <w:right w:val="single" w:color="999999" w:sz="4"/>
+            </w:tcBorders>
+            <w:shd w:fill="E8E8E8" w:val="clear"/>
+          </w:tcPr>
+          <w:p>
+            <w:r>
+              <w:rPr>
+                <w:b w:val="0"/>
+              </w:rPr>
+              <w:t>objective element</w:t>
+            </w:r>
+          </w:p>
+        </w:tc>
+      </w:tr>
+      <w:tr>
+        <w:tc>
+          <w:tcPr>
+            <w:tcW w:type="pct" w:w="22%"/>
+            <w:tcBorders>
+              <w:top w:val="single" w:color="999999" w:sz="4"/>
+              <w:left w:val="single" w:color="999999" w:sz="4"/>
+              <w:bottom w:val="single" w:color="999999" w:sz="4"/>
+              <w:right w:val="single" w:color="999999" w:sz="4"/>
+            </w:tcBorders>
+            <w:shd w:fill="E8E8E8" w:val="clear"/>
+          </w:tcPr>
+          <w:p>
+            <w:r>
+              <w:rPr>
+                <w:b w:val="0"/>
+              </w:rPr>
+              <w:t>PSQ</w:t>
+            </w:r>
+          </w:p>
+        </w:tc>
+        <w:tc>
+          <w:tcPr>
+            <w:tcW w:type="pct" w:w="22%"/>
+            <w:tcBorders>
+              <w:top w:val="single" w:color="999999" w:sz="4"/>
+              <w:left w:val="single" w:color="999999" w:sz="4"/>
+              <w:bottom w:val="single" w:color="999999" w:sz="4"/>
+              <w:right w:val="single" w:color="999999" w:sz="4"/>
+            </w:tcBorders>
+            <w:shd w:fill="E8E8E8" w:val="clear"/>
+          </w:tcPr>
+          <w:p>
+            <w:r>
+              <w:rPr>
+                <w:b w:val="0"/>
+              </w:rPr>
+              <w:t>Patient Safety and Quality Improvement (NABH SHCO chapter)</w:t>
+            </w:r>
+          </w:p>
+        </w:tc>
+      </w:tr>
+      <w:tr>
+        <w:tc>
+          <w:tcPr>
+            <w:tcW w:type="pct" w:w="22%"/>
+            <w:tcBorders>
+              <w:top w:val="single" w:color="999999" w:sz="4"/>
+              <w:left w:val="single" w:color="999999" w:sz="4"/>
+              <w:bottom w:val="single" w:color="999999" w:sz="4"/>
+              <w:right w:val="single" w:color="999999" w:sz="4"/>
+            </w:tcBorders>
+            <w:shd w:fill="E8E8E8" w:val="clear"/>
+          </w:tcPr>
+          <w:p>
+            <w:r>
+              <w:rPr>
+                <w:b w:val="0"/>
+              </w:rPr>
+              <w:t>SHCO</w:t>
+            </w:r>
+          </w:p>
+        </w:tc>
+        <w:tc>
+          <w:tcPr>
+            <w:tcW w:type="pct" w:w="22%"/>
+            <w:tcBorders>
+              <w:top w:val="single" w:color="999999" w:sz="4"/>
+              <w:left w:val="single" w:color="999999" w:sz="4"/>
+              <w:bottom w:val="single" w:color="999999" w:sz="4"/>
+              <w:right w:val="single" w:color="999999" w:sz="4"/>
+            </w:tcBorders>
+            <w:shd w:fill="E8E8E8" w:val="clear"/>
+          </w:tcPr>
+          <w:p>
+            <w:r>
+              <w:rPr>
+                <w:b w:val="0"/>
+              </w:rPr>
+              <w:t>Standards for Small Healthcare Organisations</w:t>
+            </w:r>
+          </w:p>
+        </w:tc>
+      </w:tr>
+      <w:tr>
+        <w:tc>
+          <w:tcPr>
+            <w:tcW w:type="pct" w:w="22%"/>
+            <w:tcBorders>
+              <w:top w:val="single" w:color="999999" w:sz="4"/>
+              <w:left w:val="single" w:color="999999" w:sz="4"/>
+              <w:bottom w:val="single" w:color="999999" w:sz="4"/>
+              <w:right w:val="single" w:color="999999" w:sz="4"/>
+            </w:tcBorders>
+            <w:shd w:fill="E8E8E8" w:val="clear"/>
+          </w:tcPr>
+          <w:p>
+            <w:r>
+              <w:rPr>
+                <w:b w:val="0"/>
+              </w:rPr>
+              <w:t>VTE</w:t>
+            </w:r>
+          </w:p>
+        </w:tc>
+        <w:tc>
+          <w:tcPr>
+            <w:tcW w:type="pct" w:w="22%"/>
+            <w:tcBorders>
+              <w:top w:val="single" w:color="999999" w:sz="4"/>
+              <w:left w:val="single" w:color="999999" w:sz="4"/>
+              <w:bottom w:val="single" w:color="999999" w:sz="4"/>
+              <w:right w:val="single" w:color="999999" w:sz="4"/>
+            </w:tcBorders>
+            <w:shd w:fill="E8E8E8" w:val="clear"/>
+          </w:tcPr>
+          <w:p>
+            <w:r>
+              <w:rPr>
+                <w:b w:val="0"/>
+              </w:rPr>
+              <w:t>venous thromboembolism</w:t>
+            </w:r>
+          </w:p>
+        </w:tc>
+      </w:tr>
+    </w:tbl>
+    <w:p>
+      <w:pPr>
+        <w:pStyle w:val="Heading1"/>
+        <w:spacing w:after="120" w:before="280"/>
+      </w:pPr>
+      <w:r>
+        <w:t>11. Traceability to NABH SHCO 3rd Edition COP.12</w:t>
+      </w:r>
+    </w:p>
+    <w:p>
+      <w:pPr>
+        <w:spacing w:after="120"/>
+      </w:pPr>
+      <w:r>
+        <w:rPr>
+          <w:i/>
+          <w:iCs/>
+          <w:sz w:val="20"/>
+          <w:szCs w:val="20"/>
+        </w:rPr>
+        <w:t xml:space="preserve">This table is an index. It is not how the policy is organised.</w:t>
+      </w:r>
+    </w:p>
     <w:tbl>
       <w:tblPr>
         <w:tblW w:type="pct" w:w="100%"/>
@@ -2968,478 +3440,6 @@
         </w:tc>
       </w:tr>
     </w:tbl>
-    <w:p>
-      <w:pPr>
-        <w:pStyle w:val="Heading1"/>
-        <w:spacing w:after="120" w:before="280"/>
-      </w:pPr>
-      <w:r>
-        <w:t>9. Distribution</w:t>
-      </w:r>
-    </w:p>
-    <w:p>
-      <w:pPr>
-        <w:spacing w:after="140"/>
-      </w:pPr>
-      <w:r>
-        <w:rPr>
-          <w:sz w:val="22"/>
-          <w:szCs w:val="22"/>
-        </w:rPr>
-        <w:t xml:space="preserve">Official master copy: office of the Medical Superintendent, «Hospital Name», with the Quality Coordinator.</w:t>
-      </w:r>
-    </w:p>
-    <w:p>
-      <w:pPr>
-        <w:spacing w:after="140"/>
-      </w:pPr>
-      <w:r>
-        <w:rPr>
-          <w:sz w:val="22"/>
-          <w:szCs w:val="22"/>
-        </w:rPr>
-        <w:t xml:space="preserve">Copies issued to: every in-patient ward; ICU; emergency department; nursing administration; physiotherapy.</w:t>
-      </w:r>
-    </w:p>
-    <w:p>
-      <w:pPr>
-        <w:spacing w:after="140"/>
-      </w:pPr>
-      <w:r>
-        <w:rPr>
-          <w:sz w:val="22"/>
-          <w:szCs w:val="22"/>
-        </w:rPr>
-        <w:t xml:space="preserve">The current version is available to all staff at the «ward policy file» and, if the hospital keeps an intranet, at «staff intranet / policies».</w:t>
-      </w:r>
-    </w:p>
-    <w:p>
-      <w:pPr>
-        <w:pStyle w:val="Heading1"/>
-        <w:spacing w:after="120" w:before="280"/>
-      </w:pPr>
-      <w:r>
-        <w:t>10. Abbreviations</w:t>
-      </w:r>
-    </w:p>
-    <w:tbl>
-      <w:tblPr>
-        <w:tblW w:type="pct" w:w="100%"/>
-        <w:tblBorders>
-          <w:top w:val="single" w:color="auto" w:sz="4"/>
-          <w:left w:val="single" w:color="auto" w:sz="4"/>
-          <w:bottom w:val="single" w:color="auto" w:sz="4"/>
-          <w:right w:val="single" w:color="auto" w:sz="4"/>
-          <w:insideH w:val="single" w:color="auto" w:sz="4"/>
-          <w:insideV w:val="single" w:color="auto" w:sz="4"/>
-        </w:tblBorders>
-      </w:tblPr>
-      <w:tblGrid>
-        <w:gridCol w:w="100"/>
-        <w:gridCol w:w="100"/>
-      </w:tblGrid>
-      <w:tr>
-        <w:tc>
-          <w:tcPr>
-            <w:tcW w:type="pct" w:w="22%"/>
-            <w:tcBorders>
-              <w:top w:val="single" w:color="999999" w:sz="4"/>
-              <w:left w:val="single" w:color="999999" w:sz="4"/>
-              <w:bottom w:val="single" w:color="999999" w:sz="4"/>
-              <w:right w:val="single" w:color="999999" w:sz="4"/>
-            </w:tcBorders>
-            <w:shd w:fill="E8E8E8" w:val="clear"/>
-          </w:tcPr>
-          <w:p>
-            <w:r>
-              <w:rPr>
-                <w:b/>
-              </w:rPr>
-              <w:t>Abbreviation</w:t>
-            </w:r>
-          </w:p>
-        </w:tc>
-        <w:tc>
-          <w:tcPr>
-            <w:tcW w:type="pct" w:w="22%"/>
-            <w:tcBorders>
-              <w:top w:val="single" w:color="999999" w:sz="4"/>
-              <w:left w:val="single" w:color="999999" w:sz="4"/>
-              <w:bottom w:val="single" w:color="999999" w:sz="4"/>
-              <w:right w:val="single" w:color="999999" w:sz="4"/>
-            </w:tcBorders>
-            <w:shd w:fill="E8E8E8" w:val="clear"/>
-          </w:tcPr>
-          <w:p>
-            <w:r>
-              <w:rPr>
-                <w:b/>
-              </w:rPr>
-              <w:t>Meaning</w:t>
-            </w:r>
-          </w:p>
-        </w:tc>
-      </w:tr>
-      <w:tr>
-        <w:tc>
-          <w:tcPr>
-            <w:tcW w:type="pct" w:w="22%"/>
-            <w:tcBorders>
-              <w:top w:val="single" w:color="999999" w:sz="4"/>
-              <w:left w:val="single" w:color="999999" w:sz="4"/>
-              <w:bottom w:val="single" w:color="999999" w:sz="4"/>
-              <w:right w:val="single" w:color="999999" w:sz="4"/>
-            </w:tcBorders>
-            <w:shd w:fill="E8E8E8" w:val="clear"/>
-          </w:tcPr>
-          <w:p>
-            <w:r>
-              <w:rPr>
-                <w:b w:val="0"/>
-              </w:rPr>
-              <w:t>CAPA</w:t>
-            </w:r>
-          </w:p>
-        </w:tc>
-        <w:tc>
-          <w:tcPr>
-            <w:tcW w:type="pct" w:w="22%"/>
-            <w:tcBorders>
-              <w:top w:val="single" w:color="999999" w:sz="4"/>
-              <w:left w:val="single" w:color="999999" w:sz="4"/>
-              <w:bottom w:val="single" w:color="999999" w:sz="4"/>
-              <w:right w:val="single" w:color="999999" w:sz="4"/>
-            </w:tcBorders>
-            <w:shd w:fill="E8E8E8" w:val="clear"/>
-          </w:tcPr>
-          <w:p>
-            <w:r>
-              <w:rPr>
-                <w:b w:val="0"/>
-              </w:rPr>
-              <w:t>corrective and preventive action</w:t>
-            </w:r>
-          </w:p>
-        </w:tc>
-      </w:tr>
-      <w:tr>
-        <w:tc>
-          <w:tcPr>
-            <w:tcW w:type="pct" w:w="22%"/>
-            <w:tcBorders>
-              <w:top w:val="single" w:color="999999" w:sz="4"/>
-              <w:left w:val="single" w:color="999999" w:sz="4"/>
-              <w:bottom w:val="single" w:color="999999" w:sz="4"/>
-              <w:right w:val="single" w:color="999999" w:sz="4"/>
-            </w:tcBorders>
-            <w:shd w:fill="E8E8E8" w:val="clear"/>
-          </w:tcPr>
-          <w:p>
-            <w:r>
-              <w:rPr>
-                <w:b w:val="0"/>
-              </w:rPr>
-              <w:t>DVT</w:t>
-            </w:r>
-          </w:p>
-        </w:tc>
-        <w:tc>
-          <w:tcPr>
-            <w:tcW w:type="pct" w:w="22%"/>
-            <w:tcBorders>
-              <w:top w:val="single" w:color="999999" w:sz="4"/>
-              <w:left w:val="single" w:color="999999" w:sz="4"/>
-              <w:bottom w:val="single" w:color="999999" w:sz="4"/>
-              <w:right w:val="single" w:color="999999" w:sz="4"/>
-            </w:tcBorders>
-            <w:shd w:fill="E8E8E8" w:val="clear"/>
-          </w:tcPr>
-          <w:p>
-            <w:r>
-              <w:rPr>
-                <w:b w:val="0"/>
-              </w:rPr>
-              <w:t>deep vein thrombosis</w:t>
-            </w:r>
-          </w:p>
-        </w:tc>
-      </w:tr>
-      <w:tr>
-        <w:tc>
-          <w:tcPr>
-            <w:tcW w:type="pct" w:w="22%"/>
-            <w:tcBorders>
-              <w:top w:val="single" w:color="999999" w:sz="4"/>
-              <w:left w:val="single" w:color="999999" w:sz="4"/>
-              <w:bottom w:val="single" w:color="999999" w:sz="4"/>
-              <w:right w:val="single" w:color="999999" w:sz="4"/>
-            </w:tcBorders>
-            <w:shd w:fill="E8E8E8" w:val="clear"/>
-          </w:tcPr>
-          <w:p>
-            <w:r>
-              <w:rPr>
-                <w:b w:val="0"/>
-              </w:rPr>
-              <w:t>ICU</w:t>
-            </w:r>
-          </w:p>
-        </w:tc>
-        <w:tc>
-          <w:tcPr>
-            <w:tcW w:type="pct" w:w="22%"/>
-            <w:tcBorders>
-              <w:top w:val="single" w:color="999999" w:sz="4"/>
-              <w:left w:val="single" w:color="999999" w:sz="4"/>
-              <w:bottom w:val="single" w:color="999999" w:sz="4"/>
-              <w:right w:val="single" w:color="999999" w:sz="4"/>
-            </w:tcBorders>
-            <w:shd w:fill="E8E8E8" w:val="clear"/>
-          </w:tcPr>
-          <w:p>
-            <w:r>
-              <w:rPr>
-                <w:b w:val="0"/>
-              </w:rPr>
-              <w:t>intensive care unit</w:t>
-            </w:r>
-          </w:p>
-        </w:tc>
-      </w:tr>
-      <w:tr>
-        <w:tc>
-          <w:tcPr>
-            <w:tcW w:type="pct" w:w="22%"/>
-            <w:tcBorders>
-              <w:top w:val="single" w:color="999999" w:sz="4"/>
-              <w:left w:val="single" w:color="999999" w:sz="4"/>
-              <w:bottom w:val="single" w:color="999999" w:sz="4"/>
-              <w:right w:val="single" w:color="999999" w:sz="4"/>
-            </w:tcBorders>
-            <w:shd w:fill="E8E8E8" w:val="clear"/>
-          </w:tcPr>
-          <w:p>
-            <w:r>
-              <w:rPr>
-                <w:b w:val="0"/>
-              </w:rPr>
-              <w:t>NABH</w:t>
-            </w:r>
-          </w:p>
-        </w:tc>
-        <w:tc>
-          <w:tcPr>
-            <w:tcW w:type="pct" w:w="22%"/>
-            <w:tcBorders>
-              <w:top w:val="single" w:color="999999" w:sz="4"/>
-              <w:left w:val="single" w:color="999999" w:sz="4"/>
-              <w:bottom w:val="single" w:color="999999" w:sz="4"/>
-              <w:right w:val="single" w:color="999999" w:sz="4"/>
-            </w:tcBorders>
-            <w:shd w:fill="E8E8E8" w:val="clear"/>
-          </w:tcPr>
-          <w:p>
-            <w:r>
-              <w:rPr>
-                <w:b w:val="0"/>
-              </w:rPr>
-              <w:t>National Accreditation Board for Hospitals and Healthcare Providers</w:t>
-            </w:r>
-          </w:p>
-        </w:tc>
-      </w:tr>
-      <w:tr>
-        <w:tc>
-          <w:tcPr>
-            <w:tcW w:type="pct" w:w="22%"/>
-            <w:tcBorders>
-              <w:top w:val="single" w:color="999999" w:sz="4"/>
-              <w:left w:val="single" w:color="999999" w:sz="4"/>
-              <w:bottom w:val="single" w:color="999999" w:sz="4"/>
-              <w:right w:val="single" w:color="999999" w:sz="4"/>
-            </w:tcBorders>
-            <w:shd w:fill="E8E8E8" w:val="clear"/>
-          </w:tcPr>
-          <w:p>
-            <w:r>
-              <w:rPr>
-                <w:b w:val="0"/>
-              </w:rPr>
-              <w:t>OE</w:t>
-            </w:r>
-          </w:p>
-        </w:tc>
-        <w:tc>
-          <w:tcPr>
-            <w:tcW w:type="pct" w:w="22%"/>
-            <w:tcBorders>
-              <w:top w:val="single" w:color="999999" w:sz="4"/>
-              <w:left w:val="single" w:color="999999" w:sz="4"/>
-              <w:bottom w:val="single" w:color="999999" w:sz="4"/>
-              <w:right w:val="single" w:color="999999" w:sz="4"/>
-            </w:tcBorders>
-            <w:shd w:fill="E8E8E8" w:val="clear"/>
-          </w:tcPr>
-          <w:p>
-            <w:r>
-              <w:rPr>
-                <w:b w:val="0"/>
-              </w:rPr>
-              <w:t>objective element</w:t>
-            </w:r>
-          </w:p>
-        </w:tc>
-      </w:tr>
-      <w:tr>
-        <w:tc>
-          <w:tcPr>
-            <w:tcW w:type="pct" w:w="22%"/>
-            <w:tcBorders>
-              <w:top w:val="single" w:color="999999" w:sz="4"/>
-              <w:left w:val="single" w:color="999999" w:sz="4"/>
-              <w:bottom w:val="single" w:color="999999" w:sz="4"/>
-              <w:right w:val="single" w:color="999999" w:sz="4"/>
-            </w:tcBorders>
-            <w:shd w:fill="E8E8E8" w:val="clear"/>
-          </w:tcPr>
-          <w:p>
-            <w:r>
-              <w:rPr>
-                <w:b w:val="0"/>
-              </w:rPr>
-              <w:t>PSQ</w:t>
-            </w:r>
-          </w:p>
-        </w:tc>
-        <w:tc>
-          <w:tcPr>
-            <w:tcW w:type="pct" w:w="22%"/>
-            <w:tcBorders>
-              <w:top w:val="single" w:color="999999" w:sz="4"/>
-              <w:left w:val="single" w:color="999999" w:sz="4"/>
-              <w:bottom w:val="single" w:color="999999" w:sz="4"/>
-              <w:right w:val="single" w:color="999999" w:sz="4"/>
-            </w:tcBorders>
-            <w:shd w:fill="E8E8E8" w:val="clear"/>
-          </w:tcPr>
-          <w:p>
-            <w:r>
-              <w:rPr>
-                <w:b w:val="0"/>
-              </w:rPr>
-              <w:t>Patient Safety and Quality Improvement (NABH SHCO chapter)</w:t>
-            </w:r>
-          </w:p>
-        </w:tc>
-      </w:tr>
-      <w:tr>
-        <w:tc>
-          <w:tcPr>
-            <w:tcW w:type="pct" w:w="22%"/>
-            <w:tcBorders>
-              <w:top w:val="single" w:color="999999" w:sz="4"/>
-              <w:left w:val="single" w:color="999999" w:sz="4"/>
-              <w:bottom w:val="single" w:color="999999" w:sz="4"/>
-              <w:right w:val="single" w:color="999999" w:sz="4"/>
-            </w:tcBorders>
-            <w:shd w:fill="E8E8E8" w:val="clear"/>
-          </w:tcPr>
-          <w:p>
-            <w:r>
-              <w:rPr>
-                <w:b w:val="0"/>
-              </w:rPr>
-              <w:t>SHCO</w:t>
-            </w:r>
-          </w:p>
-        </w:tc>
-        <w:tc>
-          <w:tcPr>
-            <w:tcW w:type="pct" w:w="22%"/>
-            <w:tcBorders>
-              <w:top w:val="single" w:color="999999" w:sz="4"/>
-              <w:left w:val="single" w:color="999999" w:sz="4"/>
-              <w:bottom w:val="single" w:color="999999" w:sz="4"/>
-              <w:right w:val="single" w:color="999999" w:sz="4"/>
-            </w:tcBorders>
-            <w:shd w:fill="E8E8E8" w:val="clear"/>
-          </w:tcPr>
-          <w:p>
-            <w:r>
-              <w:rPr>
-                <w:b w:val="0"/>
-              </w:rPr>
-              <w:t>Standards for Small Healthcare Organisations</w:t>
-            </w:r>
-          </w:p>
-        </w:tc>
-      </w:tr>
-      <w:tr>
-        <w:tc>
-          <w:tcPr>
-            <w:tcW w:type="pct" w:w="22%"/>
-            <w:tcBorders>
-              <w:top w:val="single" w:color="999999" w:sz="4"/>
-              <w:left w:val="single" w:color="999999" w:sz="4"/>
-              <w:bottom w:val="single" w:color="999999" w:sz="4"/>
-              <w:right w:val="single" w:color="999999" w:sz="4"/>
-            </w:tcBorders>
-            <w:shd w:fill="E8E8E8" w:val="clear"/>
-          </w:tcPr>
-          <w:p>
-            <w:r>
-              <w:rPr>
-                <w:b w:val="0"/>
-              </w:rPr>
-              <w:t>VTE</w:t>
-            </w:r>
-          </w:p>
-        </w:tc>
-        <w:tc>
-          <w:tcPr>
-            <w:tcW w:type="pct" w:w="22%"/>
-            <w:tcBorders>
-              <w:top w:val="single" w:color="999999" w:sz="4"/>
-              <w:left w:val="single" w:color="999999" w:sz="4"/>
-              <w:bottom w:val="single" w:color="999999" w:sz="4"/>
-              <w:right w:val="single" w:color="999999" w:sz="4"/>
-            </w:tcBorders>
-            <w:shd w:fill="E8E8E8" w:val="clear"/>
-          </w:tcPr>
-          <w:p>
-            <w:r>
-              <w:rPr>
-                <w:b w:val="0"/>
-              </w:rPr>
-              <w:t>venous thromboembolism</w:t>
-            </w:r>
-          </w:p>
-        </w:tc>
-      </w:tr>
-    </w:tbl>
-    <w:p>
-      <w:pPr>
-        <w:pStyle w:val="Heading1"/>
-        <w:spacing w:after="120" w:before="280"/>
-      </w:pPr>
-      <w:r>
-        <w:t>11. Traceability to NABH SHCO 3rd Edition COP.12</w:t>
-      </w:r>
-    </w:p>
-    <w:p>
-      <w:pPr>
-        <w:spacing w:after="120"/>
-      </w:pPr>
-      <w:r>
-        <w:rPr>
-          <w:i/>
-          <w:iCs/>
-          <w:sz w:val="20"/>
-          <w:szCs w:val="20"/>
-        </w:rPr>
-        <w:t xml:space="preserve">This table is an index. It is not how the policy is organised.</w:t>
-      </w:r>
-    </w:p>
     <w:p>
       <w:pPr>
         <w:pStyle w:val="Heading1"/>

--- a/policies/build/masters/COP.12_v2_master.docx
+++ b/policies/build/masters/COP.12_v2_master.docx
@@ -677,7 +677,7 @@
           <w:sz w:val="22"/>
           <w:szCs w:val="22"/>
         </w:rPr>
-        <w:t xml:space="preserve">Boundaries: PSQ owns patient safety goals; this policy owns clinical identification and management of higher-risk patients. COP.8 owns paediatric-specific safety; this policy owns the broader vulnerable-patient framework.</w:t>
+        <w:t>Patient safety goals in general are set by the quality-improvement policy; this policy covers clinical identification and management of higher-risk patients.</w:t>
       </w:r>
     </w:p>
     <w:p>
@@ -710,7 +710,7 @@
           <w:sz w:val="22"/>
           <w:szCs w:val="22"/>
         </w:rPr>
-        <w:t xml:space="preserve">It covers identification and management of vulnerable patients, fall risk, pressure ulcers, deep vein thrombosis, and restraint use. It does not own patient safety goals (PSQ) or paediatric-specific safety (COP.8).</w:t>
+        <w:t>It covers identification and management of vulnerable patients, fall risk, pressure ulcers, deep vein thrombosis, and restraint use. It does not cover patient safety goals in general or paediatric-specific safety.</w:t>
       </w:r>
     </w:p>
     <w:p>
@@ -842,7 +842,7 @@
           <w:sz w:val="22"/>
           <w:szCs w:val="22"/>
         </w:rPr>
-        <w:t xml:space="preserve">«Hospital Name» identifies vulnerable patients at or soon after admission. Vulnerable categories include «elderly, paediatric (cross-reference COP.8), mentally ill, physically disabled, patients with communication barriers, and any patient the treating team identifies as at higher risk».</w:t>
+        <w:t>«Hospital Name» identifies vulnerable patients at or soon after admission. Vulnerable categories include «elderly, paediatric, mentally ill, physically disabled, patients with communication barriers, and any patient the treating team identifies as at higher risk».</w:t>
       </w:r>
     </w:p>
     <w:p>
@@ -920,7 +920,7 @@
           <w:sz w:val="22"/>
           <w:szCs w:val="22"/>
         </w:rPr>
-        <w:t xml:space="preserve">Management includes «fall-risk signage, bed-rail protocol, footwear check, medication review for fall-contributing drugs, mobility assessment, toileting assistance, and patient/family education». Falls are reported, investigated, and entered into the incident register. PSQ owns the safety-goal target; this policy owns clinical identification and management.</w:t>
+        <w:t>Management includes «fall-risk signage, bed-rail protocol, footwear check, medication review for fall-contributing drugs, mobility assessment, toileting assistance, and patient/family education». Falls are reported, investigated, and entered into the incident register. The safety-goal target itself is set by the quality-improvement policy; this policy covers clinical identification and management.</w:t>
       </w:r>
     </w:p>
     <w:p>
@@ -953,7 +953,7 @@
           <w:sz w:val="22"/>
           <w:szCs w:val="22"/>
         </w:rPr>
-        <w:t xml:space="preserve">Management includes «repositioning schedule, pressure-relieving devices, skin inspection, nutrition optimisation, moisture management, and documentation of skin status». New or worsening pressure ulcers are reported and investigated. PSQ owns the safety-goal target; this policy owns clinical identification and management.</w:t>
+        <w:t>Management includes «repositioning schedule, pressure-relieving devices, skin inspection, nutrition optimisation, moisture management, and documentation of skin status». New or worsening pressure ulcers are reported and investigated. The safety-goal target itself is set by the quality-improvement policy; this policy covers clinical identification and management.</w:t>
       </w:r>
     </w:p>
     <w:p>
@@ -986,7 +986,7 @@
           <w:sz w:val="22"/>
           <w:szCs w:val="22"/>
         </w:rPr>
-        <w:t xml:space="preserve">Management includes «early mobilisation, mechanical prophylaxis (graduated compression stockings, intermittent pneumatic compression), pharmacological prophylaxis where indicated and not contraindicated, hydration, and patient education». VTE events are reported and investigated. PSQ owns the safety-goal target; this policy owns clinical identification and management.</w:t>
+        <w:t>Management includes «early mobilisation, mechanical prophylaxis (graduated compression stockings, intermittent pneumatic compression), pharmacological prophylaxis where indicated and not contraindicated, hydration, and patient education». VTE events are reported and investigated. The safety-goal target itself is set by the quality-improvement policy; this policy covers clinical identification and management.</w:t>
       </w:r>
     </w:p>
     <w:p>

--- a/policies/build/masters/COP.12_v2_master.docx
+++ b/policies/build/masters/COP.12_v2_master.docx
@@ -3931,8 +3931,23 @@
           <w:sz w:val="22"/>
           <w:szCs w:val="22"/>
         </w:rPr>
-        <w:t xml:space="preserve">National Accreditation Board for Hospitals and Healthcare Providers (NABH), Standards for Small Healthcare Organisations, 3rd Edition — Care of Patients chapter, standard COP.12.</w:t>
-      </w:r>
+      </w:r>
+      <w:r>
+        <w:rPr>
+          <w:sz w:val="22"/>
+        </w:rPr>
+        <w:t xml:space="preserve">National Accreditation Board for Hospitals &amp; Healthcare Providers. (2022). Standards for small healthcare organisations (3rd ed.) — Care of Patients chapter, standard COP.12. </w:t>
+      </w:r>
+      <w:hyperlink r:id="rId9">
+        <w:r>
+          <w:rPr>
+            <w:rStyle w:val="Hyperlink"/>
+            <w:sz w:val="22"/>
+            <w:szCs w:val="22"/>
+          </w:rPr>
+          <w:t>https://nabh.co/programmes/small-healthcare-organisation-shco-accreditation-programme/</w:t>
+        </w:r>
+      </w:hyperlink>
     </w:p>
     <w:p>
       <w:pPr>
